--- a/examples/report-templates/experiment-report-template.docx
+++ b/examples/report-templates/experiment-report-template.docx
@@ -10,7 +10,7 @@
       </w:pPr>
       <w:r>
         <w:rPr>
-          <w:rFonts w:ascii="Arial" w:hAnsi="Arial" w:eastAsia="宋体"/>
+          <w:rFonts w:ascii="Arial" w:hAnsi="Arial" w:eastAsia="黑体"/>
           <w:b/>
           <w:color w:val="000000"/>
           <w:sz w:val="44"/>
@@ -68,7 +68,7 @@
               <w:rPr>
                 <w:rFonts w:ascii="Arial" w:hAnsi="Arial" w:eastAsia="黑体"/>
                 <w:b/>
-                <w:color w:val="202A35"/>
+                <w:color w:val="000000"/>
                 <w:sz w:val="21"/>
               </w:rPr>
               <w:t>姓名</w:t>
@@ -102,7 +102,7 @@
               <w:rPr>
                 <w:rFonts w:ascii="Times New Roman" w:hAnsi="Times New Roman" w:eastAsia="宋体"/>
                 <w:b w:val="0"/>
-                <w:color w:val="202A35"/>
+                <w:color w:val="000000"/>
                 <w:sz w:val="21"/>
               </w:rPr>
             </w:r>
@@ -136,7 +136,7 @@
               <w:rPr>
                 <w:rFonts w:ascii="Arial" w:hAnsi="Arial" w:eastAsia="黑体"/>
                 <w:b/>
-                <w:color w:val="202A35"/>
+                <w:color w:val="000000"/>
                 <w:sz w:val="21"/>
               </w:rPr>
               <w:t>学号</w:t>
@@ -170,7 +170,7 @@
               <w:rPr>
                 <w:rFonts w:ascii="Times New Roman" w:hAnsi="Times New Roman" w:eastAsia="宋体"/>
                 <w:b w:val="0"/>
-                <w:color w:val="202A35"/>
+                <w:color w:val="000000"/>
                 <w:sz w:val="21"/>
               </w:rPr>
             </w:r>
@@ -206,7 +206,7 @@
               <w:rPr>
                 <w:rFonts w:ascii="Arial" w:hAnsi="Arial" w:eastAsia="黑体"/>
                 <w:b/>
-                <w:color w:val="202A35"/>
+                <w:color w:val="000000"/>
                 <w:sz w:val="21"/>
               </w:rPr>
               <w:t>班级</w:t>
@@ -240,7 +240,7 @@
               <w:rPr>
                 <w:rFonts w:ascii="Times New Roman" w:hAnsi="Times New Roman" w:eastAsia="宋体"/>
                 <w:b w:val="0"/>
-                <w:color w:val="202A35"/>
+                <w:color w:val="000000"/>
                 <w:sz w:val="21"/>
               </w:rPr>
             </w:r>
@@ -274,7 +274,7 @@
               <w:rPr>
                 <w:rFonts w:ascii="Arial" w:hAnsi="Arial" w:eastAsia="黑体"/>
                 <w:b/>
-                <w:color w:val="202A35"/>
+                <w:color w:val="000000"/>
                 <w:sz w:val="21"/>
               </w:rPr>
               <w:t>指导教师</w:t>
@@ -308,7 +308,7 @@
               <w:rPr>
                 <w:rFonts w:ascii="Times New Roman" w:hAnsi="Times New Roman" w:eastAsia="宋体"/>
                 <w:b w:val="0"/>
-                <w:color w:val="202A35"/>
+                <w:color w:val="000000"/>
                 <w:sz w:val="21"/>
               </w:rPr>
             </w:r>
@@ -344,7 +344,7 @@
               <w:rPr>
                 <w:rFonts w:ascii="Arial" w:hAnsi="Arial" w:eastAsia="黑体"/>
                 <w:b/>
-                <w:color w:val="202A35"/>
+                <w:color w:val="000000"/>
                 <w:sz w:val="21"/>
               </w:rPr>
               <w:t>课程名称</w:t>
@@ -378,7 +378,7 @@
               <w:rPr>
                 <w:rFonts w:ascii="Times New Roman" w:hAnsi="Times New Roman" w:eastAsia="宋体"/>
                 <w:b w:val="0"/>
-                <w:color w:val="202A35"/>
+                <w:color w:val="000000"/>
                 <w:sz w:val="21"/>
               </w:rPr>
             </w:r>
@@ -412,7 +412,7 @@
               <w:rPr>
                 <w:rFonts w:ascii="Arial" w:hAnsi="Arial" w:eastAsia="黑体"/>
                 <w:b/>
-                <w:color w:val="202A35"/>
+                <w:color w:val="000000"/>
                 <w:sz w:val="21"/>
               </w:rPr>
               <w:t>实验名称</w:t>
@@ -446,7 +446,7 @@
               <w:rPr>
                 <w:rFonts w:ascii="Times New Roman" w:hAnsi="Times New Roman" w:eastAsia="宋体"/>
                 <w:b w:val="0"/>
-                <w:color w:val="202A35"/>
+                <w:color w:val="000000"/>
                 <w:sz w:val="21"/>
               </w:rPr>
             </w:r>
@@ -482,7 +482,7 @@
               <w:rPr>
                 <w:rFonts w:ascii="Arial" w:hAnsi="Arial" w:eastAsia="黑体"/>
                 <w:b/>
-                <w:color w:val="202A35"/>
+                <w:color w:val="000000"/>
                 <w:sz w:val="21"/>
               </w:rPr>
               <w:t>实验时间</w:t>
@@ -516,7 +516,7 @@
               <w:rPr>
                 <w:rFonts w:ascii="Times New Roman" w:hAnsi="Times New Roman" w:eastAsia="宋体"/>
                 <w:b w:val="0"/>
-                <w:color w:val="202A35"/>
+                <w:color w:val="000000"/>
                 <w:sz w:val="21"/>
               </w:rPr>
             </w:r>
@@ -550,7 +550,7 @@
               <w:rPr>
                 <w:rFonts w:ascii="Arial" w:hAnsi="Arial" w:eastAsia="黑体"/>
                 <w:b/>
-                <w:color w:val="202A35"/>
+                <w:color w:val="000000"/>
                 <w:sz w:val="21"/>
               </w:rPr>
               <w:t>实验地点</w:t>
@@ -584,7 +584,7 @@
               <w:rPr>
                 <w:rFonts w:ascii="Times New Roman" w:hAnsi="Times New Roman" w:eastAsia="宋体"/>
                 <w:b w:val="0"/>
-                <w:color w:val="202A35"/>
+                <w:color w:val="000000"/>
                 <w:sz w:val="21"/>
               </w:rPr>
             </w:r>
@@ -620,7 +620,7 @@
               <w:rPr>
                 <w:rFonts w:ascii="Arial" w:hAnsi="Arial" w:eastAsia="黑体"/>
                 <w:b/>
-                <w:color w:val="202A35"/>
+                <w:color w:val="000000"/>
                 <w:sz w:val="21"/>
               </w:rPr>
               <w:t>实验性质</w:t>
@@ -654,7 +654,7 @@
               <w:rPr>
                 <w:rFonts w:ascii="Times New Roman" w:hAnsi="Times New Roman" w:eastAsia="宋体"/>
                 <w:b w:val="0"/>
-                <w:color w:val="202A35"/>
+                <w:color w:val="000000"/>
                 <w:sz w:val="21"/>
               </w:rPr>
             </w:r>
@@ -688,7 +688,7 @@
               <w:rPr>
                 <w:rFonts w:ascii="Arial" w:hAnsi="Arial" w:eastAsia="黑体"/>
                 <w:b/>
-                <w:color w:val="202A35"/>
+                <w:color w:val="000000"/>
                 <w:sz w:val="21"/>
               </w:rPr>
               <w:t>成绩</w:t>
@@ -722,7 +722,7 @@
               <w:rPr>
                 <w:rFonts w:ascii="Times New Roman" w:hAnsi="Times New Roman" w:eastAsia="宋体"/>
                 <w:b w:val="0"/>
-                <w:color w:val="202A35"/>
+                <w:color w:val="000000"/>
                 <w:sz w:val="21"/>
               </w:rPr>
             </w:r>
@@ -754,7 +754,7 @@
         <w:rPr>
           <w:rFonts w:ascii="Times New Roman" w:hAnsi="Times New Roman" w:eastAsia="宋体"/>
           <w:b w:val="0"/>
-          <w:color w:val="777777"/>
+          <w:color w:val="000000"/>
           <w:sz w:val="24"/>
         </w:rPr>
       </w:r>
@@ -777,7 +777,7 @@
         <w:rPr>
           <w:rFonts w:ascii="Times New Roman" w:hAnsi="Times New Roman" w:eastAsia="宋体"/>
           <w:b w:val="0"/>
-          <w:color w:val="777777"/>
+          <w:color w:val="000000"/>
           <w:sz w:val="24"/>
         </w:rPr>
       </w:r>
@@ -800,7 +800,7 @@
         <w:rPr>
           <w:rFonts w:ascii="Times New Roman" w:hAnsi="Times New Roman" w:eastAsia="宋体"/>
           <w:b w:val="0"/>
-          <w:color w:val="777777"/>
+          <w:color w:val="000000"/>
           <w:sz w:val="24"/>
         </w:rPr>
       </w:r>
@@ -823,7 +823,7 @@
         <w:rPr>
           <w:rFonts w:ascii="Times New Roman" w:hAnsi="Times New Roman" w:eastAsia="宋体"/>
           <w:b w:val="0"/>
-          <w:color w:val="777777"/>
+          <w:color w:val="000000"/>
           <w:sz w:val="24"/>
         </w:rPr>
       </w:r>
@@ -846,7 +846,7 @@
         <w:rPr>
           <w:rFonts w:ascii="Times New Roman" w:hAnsi="Times New Roman" w:eastAsia="宋体"/>
           <w:b w:val="0"/>
-          <w:color w:val="777777"/>
+          <w:color w:val="000000"/>
           <w:sz w:val="24"/>
         </w:rPr>
       </w:r>
@@ -869,7 +869,7 @@
         <w:rPr>
           <w:rFonts w:ascii="Times New Roman" w:hAnsi="Times New Roman" w:eastAsia="宋体"/>
           <w:b w:val="0"/>
-          <w:color w:val="777777"/>
+          <w:color w:val="000000"/>
           <w:sz w:val="24"/>
         </w:rPr>
       </w:r>
@@ -892,7 +892,7 @@
         <w:rPr>
           <w:rFonts w:ascii="Times New Roman" w:hAnsi="Times New Roman" w:eastAsia="宋体"/>
           <w:b w:val="0"/>
-          <w:color w:val="777777"/>
+          <w:color w:val="000000"/>
           <w:sz w:val="24"/>
         </w:rPr>
       </w:r>
@@ -920,12 +920,18 @@
       <w:rPr>
         <w:rFonts w:ascii="Times New Roman" w:hAnsi="Times New Roman" w:eastAsia="宋体"/>
         <w:b w:val="0"/>
-        <w:color w:val="5E6B78"/>
+        <w:color w:val="666666"/>
         <w:sz w:val="18"/>
       </w:rPr>
       <w:t xml:space="preserve">第 </w:t>
     </w:r>
     <w:r>
+      <w:rPr>
+        <w:rFonts w:ascii="Times New Roman" w:hAnsi="Times New Roman" w:eastAsia="宋体"/>
+        <w:b w:val="0"/>
+        <w:color w:val="666666"/>
+        <w:sz w:val="18"/>
+      </w:rPr>
       <w:fldChar w:fldCharType="begin"/>
       <w:instrText xml:space="preserve"> PAGE </w:instrText>
       <w:fldChar w:fldCharType="separate"/>
@@ -936,7 +942,7 @@
       <w:rPr>
         <w:rFonts w:ascii="Times New Roman" w:hAnsi="Times New Roman" w:eastAsia="宋体"/>
         <w:b w:val="0"/>
-        <w:color w:val="5E6B78"/>
+        <w:color w:val="666666"/>
         <w:sz w:val="18"/>
       </w:rPr>
       <w:t xml:space="preserve"> 页</w:t>
@@ -955,10 +961,10 @@
     </w:pPr>
     <w:r>
       <w:rPr>
-        <w:rFonts w:ascii="Arial" w:hAnsi="Arial" w:eastAsia="微软雅黑"/>
+        <w:rFonts w:ascii="Times New Roman" w:hAnsi="Times New Roman" w:eastAsia="宋体"/>
         <w:b w:val="0"/>
-        <w:color w:val="5E6B78"/>
-        <w:sz w:val="17"/>
+        <w:color w:val="666666"/>
+        <w:sz w:val="18"/>
       </w:rPr>
       <w:t>实验报告</w:t>
     </w:r>
@@ -1330,13 +1336,13 @@
     <w:qFormat/>
     <w:rsid w:val="00FC693F"/>
     <w:pPr>
-      <w:spacing w:before="0" w:after="120" w:line="360" w:lineRule="auto"/>
+      <w:spacing w:before="0" w:after="0" w:line="360" w:lineRule="auto"/>
       <w:ind w:firstLine="480"/>
     </w:pPr>
     <w:rPr>
       <w:rFonts w:ascii="Times New Roman" w:hAnsi="Times New Roman" w:eastAsia="宋体"/>
       <w:b w:val="0"/>
-      <w:color w:val="202A35"/>
+      <w:color w:val="000000"/>
       <w:sz w:val="24"/>
     </w:rPr>
   </w:style>
@@ -1404,7 +1410,7 @@
       <w:b/>
       <w:bCs/>
       <w:color w:val="000000"/>
-      <w:sz w:val="28"/>
+      <w:sz w:val="30"/>
       <w:szCs w:val="28"/>
     </w:rPr>
   </w:style>
@@ -1420,7 +1426,7 @@
     <w:pPr>
       <w:keepNext/>
       <w:keepLines/>
-      <w:spacing w:before="200" w:after="100"/>
+      <w:spacing w:before="160" w:after="80"/>
       <w:ind w:firstLine="0"/>
       <w:outlineLvl w:val="1"/>
     </w:pPr>
@@ -1429,7 +1435,7 @@
       <w:b/>
       <w:bCs/>
       <w:color w:val="000000"/>
-      <w:sz w:val="25"/>
+      <w:sz w:val="24"/>
       <w:szCs w:val="26"/>
     </w:rPr>
   </w:style>
@@ -1445,7 +1451,7 @@
     <w:pPr>
       <w:keepNext/>
       <w:keepLines/>
-      <w:spacing w:before="160" w:after="80"/>
+      <w:spacing w:before="120" w:after="60"/>
       <w:ind w:firstLine="0"/>
       <w:outlineLvl w:val="2"/>
     </w:pPr>
@@ -1454,7 +1460,7 @@
       <w:b/>
       <w:bCs/>
       <w:color w:val="000000"/>
-      <w:sz w:val="24"/>
+      <w:sz w:val="22"/>
     </w:rPr>
   </w:style>
   <w:style w:type="paragraph" w:styleId="Heading4">
@@ -2131,13 +2137,17 @@
     <w:qFormat/>
     <w:rsid w:val="00FC693F"/>
     <w:pPr>
-      <w:spacing w:line="240" w:lineRule="auto"/>
+      <w:keepLines/>
+      <w:spacing w:line="240" w:lineRule="auto" w:before="60" w:after="120"/>
+      <w:ind w:firstLine="0"/>
+      <w:jc w:val="center"/>
     </w:pPr>
     <w:rPr>
-      <w:b/>
+      <w:rFonts w:ascii="Times New Roman" w:hAnsi="Times New Roman" w:eastAsia="宋体"/>
+      <w:b w:val="0"/>
       <w:bCs/>
-      <w:color w:val="4F81BD" w:themeColor="accent1"/>
-      <w:sz w:val="18"/>
+      <w:color w:val="000000"/>
+      <w:sz w:val="21"/>
       <w:szCs w:val="18"/>
     </w:rPr>
   </w:style>

--- a/examples/report-templates/experiment-report-template.docx
+++ b/examples/report-templates/experiment-report-template.docx
@@ -56,6 +56,7 @@
               <w:bottom w:val="single" w:sz="8" w:space="0" w:color="666666"/>
               <w:right w:val="single" w:sz="8" w:space="0" w:color="666666"/>
             </w:tcBorders>
+            <w:noWrap/>
             <w:shd w:fill="F2F4F6"/>
           </w:tcPr>
           <w:p>
@@ -124,6 +125,7 @@
               <w:bottom w:val="single" w:sz="8" w:space="0" w:color="666666"/>
               <w:right w:val="single" w:sz="8" w:space="0" w:color="666666"/>
             </w:tcBorders>
+            <w:noWrap/>
             <w:shd w:fill="F2F4F6"/>
           </w:tcPr>
           <w:p>
@@ -194,6 +196,7 @@
               <w:bottom w:val="single" w:sz="8" w:space="0" w:color="666666"/>
               <w:right w:val="single" w:sz="8" w:space="0" w:color="666666"/>
             </w:tcBorders>
+            <w:noWrap/>
             <w:shd w:fill="F2F4F6"/>
           </w:tcPr>
           <w:p>
@@ -262,6 +265,7 @@
               <w:bottom w:val="single" w:sz="8" w:space="0" w:color="666666"/>
               <w:right w:val="single" w:sz="8" w:space="0" w:color="666666"/>
             </w:tcBorders>
+            <w:noWrap/>
             <w:shd w:fill="F2F4F6"/>
           </w:tcPr>
           <w:p>
@@ -332,6 +336,7 @@
               <w:bottom w:val="single" w:sz="8" w:space="0" w:color="666666"/>
               <w:right w:val="single" w:sz="8" w:space="0" w:color="666666"/>
             </w:tcBorders>
+            <w:noWrap/>
             <w:shd w:fill="F2F4F6"/>
           </w:tcPr>
           <w:p>
@@ -400,6 +405,7 @@
               <w:bottom w:val="single" w:sz="8" w:space="0" w:color="666666"/>
               <w:right w:val="single" w:sz="8" w:space="0" w:color="666666"/>
             </w:tcBorders>
+            <w:noWrap/>
             <w:shd w:fill="F2F4F6"/>
           </w:tcPr>
           <w:p>
@@ -470,6 +476,7 @@
               <w:bottom w:val="single" w:sz="8" w:space="0" w:color="666666"/>
               <w:right w:val="single" w:sz="8" w:space="0" w:color="666666"/>
             </w:tcBorders>
+            <w:noWrap/>
             <w:shd w:fill="F2F4F6"/>
           </w:tcPr>
           <w:p>
@@ -538,6 +545,7 @@
               <w:bottom w:val="single" w:sz="8" w:space="0" w:color="666666"/>
               <w:right w:val="single" w:sz="8" w:space="0" w:color="666666"/>
             </w:tcBorders>
+            <w:noWrap/>
             <w:shd w:fill="F2F4F6"/>
           </w:tcPr>
           <w:p>
@@ -608,6 +616,7 @@
               <w:bottom w:val="single" w:sz="8" w:space="0" w:color="666666"/>
               <w:right w:val="single" w:sz="8" w:space="0" w:color="666666"/>
             </w:tcBorders>
+            <w:noWrap/>
             <w:shd w:fill="F2F4F6"/>
           </w:tcPr>
           <w:p>
@@ -676,6 +685,7 @@
               <w:bottom w:val="single" w:sz="8" w:space="0" w:color="666666"/>
               <w:right w:val="single" w:sz="8" w:space="0" w:color="666666"/>
             </w:tcBorders>
+            <w:noWrap/>
             <w:shd w:fill="F2F4F6"/>
           </w:tcPr>
           <w:p>
